--- a/outputs/designed/Math_Inquirers_What_Learners_Get.docx
+++ b/outputs/designed/Math_Inquirers_What_Learners_Get.docx
@@ -601,7 +601,7 @@
     </w:p>
     <w:p>
       <w:r>
-        <w:t>S$420 per child for the 15-hour programme, which is about S$28 an hour. This price comes from the business model and is not final until the pilot.</w:t>
+        <w:t>S$500 per child for the 15-hour programme (S$50 a lesson), with the printed workbook and all materials included. Current Math Inquirers students pay S$450.</w:t>
       </w:r>
     </w:p>
     <w:sectPr>

--- a/outputs/designed/Math_Inquirers_What_Learners_Get.docx
+++ b/outputs/designed/Math_Inquirers_What_Learners_Get.docx
@@ -19,7 +19,7 @@
         <w:rPr>
           <w:i/>
         </w:rPr>
-        <w:t>Primary 1 • 10 lessons • 5 weeks • small groups (up to 8 per tutor) • face to face or online</w:t>
+        <w:t>Primary 1 • 10 lessons • 5 weeks • small groups (up to 8 per tutor) • live online from home</w:t>
       </w:r>
     </w:p>
     <w:p>
@@ -44,7 +44,7 @@
     </w:p>
     <w:p>
       <w:r>
-        <w:t>Your child gets 15 hours of hands-on maths thinking with a tutor, a printed workbook and cut-out kit, a stamped Inquiry Journal, and the chance to move on to harder puzzles when they are ready.</w:t>
+        <w:t>Your child gets 15 hours of hands-on maths thinking with a tutor, a printed workbook and cut-out kit posted to your home, a stamped Inquiry Journal, and the chance to move on to harder puzzles when they are ready.</w:t>
       </w:r>
     </w:p>
     <w:p>

--- a/outputs/designed/Math_Inquirers_What_Learners_Get.docx
+++ b/outputs/designed/Math_Inquirers_What_Learners_Get.docx
@@ -601,7 +601,7 @@
     </w:p>
     <w:p>
       <w:r>
-        <w:t>S$500 per child for the 15-hour programme (S$50 a lesson), with the printed workbook and all materials included. Current Math Inquirers students pay S$450.</w:t>
+        <w:t>S$650 per child for the 15-hour programme (S$65 a lesson), with the printed workbook, cut-out kit and all materials included. Introductory price for the first intake: S$500 (S$50 a lesson).</w:t>
       </w:r>
     </w:p>
     <w:sectPr>

--- a/outputs/designed/Math_Inquirers_What_Learners_Get.docx
+++ b/outputs/designed/Math_Inquirers_What_Learners_Get.docx
@@ -44,7 +44,7 @@
     </w:p>
     <w:p>
       <w:r>
-        <w:t>Your child gets 15 hours of hands-on maths thinking with a tutor, a printed workbook and cut-out kit posted to your home, a stamped Inquiry Journal, and the chance to move on to harder puzzles when they are ready.</w:t>
+        <w:t>Your child gets 15 hours of hands-on maths thinking with a tutor, a printed workbook and cut-out kit posted to your home, a stamped Inquiry Journal, and the chance to choose harder puzzles at any time.</w:t>
       </w:r>
     </w:p>
     <w:p>
@@ -140,7 +140,7 @@
         <w:t>Three levels of questions.</w:t>
       </w:r>
       <w:r>
-        <w:t xml:space="preserve"> Each lesson has Core questions for everyone, Think Harder questions, and a Challenge for strong thinkers.</w:t>
+        <w:t xml:space="preserve"> Every lesson has three printed pages: Start here for everyone, Think harder, and Go further. Any child may choose any of them at any time, and nobody is placed in a group.</w:t>
       </w:r>
     </w:p>
     <w:p>
@@ -230,7 +230,7 @@
           </w:tcPr>
           <w:p>
             <w:r>
-              <w:t>45 printable pages: 10 lessons with core, Think Harder and Challenge questions</w:t>
+              <w:t>58 printable pages: 10 lessons with Start here, Think harder, Go further and Investigation pages, plus the cut-out kit</w:t>
             </w:r>
           </w:p>
         </w:tc>
@@ -444,7 +444,7 @@
         <w:t>Readiness tracker.</w:t>
       </w:r>
       <w:r>
-        <w:t xml:space="preserve"> After each lesson the tutor notes four signs of readiness for harder work: solving a Challenge alone, finding a second way, explaining a pattern, and stretching it to a new case.</w:t>
+        <w:t xml:space="preserve"> After each lesson the tutor notes four signs of how the child is thinking: solving a Go further question alone, finding a second way, explaining a pattern, and stretching it to a new case. These notes are for the tutor only.</w:t>
       </w:r>
     </w:p>
     <w:p>
@@ -458,7 +458,7 @@
         <w:t>A path to go further.</w:t>
       </w:r>
       <w:r>
-        <w:t xml:space="preserve"> Children who show these signs across several lessons are offered a short olympiad-style Challenge Screening Set and a Challenge Group.</w:t>
+        <w:t xml:space="preserve"> Every child can choose Go further and the Investigation in every lesson. There is also a short challenge session open to all children in the next holiday.</w:t>
       </w:r>
     </w:p>
     <w:p>
@@ -584,7 +584,7 @@
         <w:pStyle w:val="ListBullet"/>
       </w:pPr>
       <w:r>
-        <w:t xml:space="preserve"> No exam or ranking. Readiness signs guide extra challenge and are not shared between families.</w:t>
+        <w:t xml:space="preserve"> No exam or ranking. The tutor's notes only guide what to offer next and are not shared between families.</w:t>
       </w:r>
     </w:p>
     <w:p>

--- a/outputs/designed/Math_Inquirers_What_Learners_Get.docx
+++ b/outputs/designed/Math_Inquirers_What_Learners_Get.docx
@@ -596,12 +596,12 @@
           <w:rFonts w:ascii="Calibri" w:hAnsi="Calibri"/>
           <w:color w:val="1B2A49"/>
         </w:rPr>
-        <w:t>Planned price (to confirm)</w:t>
+        <w:t>Beta fee</w:t>
       </w:r>
     </w:p>
     <w:p>
       <w:r>
-        <w:t>S$650 per child for the 15-hour programme (S$65 a lesson), with the printed workbook, cut-out kit and all materials included. Introductory price for the first intake: S$500 (S$50 a lesson).</w:t>
+        <w:t>S$250 per child for all 10 lessons (S$25 a lesson), with the printed workbook, cut-out kit and all materials included.</w:t>
       </w:r>
     </w:p>
     <w:sectPr>
